--- a/docs/acceptance-test/per-user/05-field.auditor.docx
+++ b/docs/acceptance-test/per-user/05-field.auditor.docx
@@ -117,7 +117,7 @@
           <w:sz w:val="18"/>
           <w:szCs w:val="18"/>
         </w:rPr>
-        <w:t xml:space="preserve">  ·  6 checks</w:t>
+        <w:t xml:space="preserve">  ·  7 checks</w:t>
       </w:r>
     </w:p>
     <w:tbl>
@@ -1064,6 +1064,273 @@
                 <w:szCs w:val="19"/>
               </w:rPr>
               <w:t xml:space="preserve">My guide shows the steps for this role only. The picture guide opens with numbered red boxes.</w:t>
+            </w:r>
+          </w:p>
+        </w:tc>
+        <w:tc>
+          <w:tcPr>
+            <w:tcW w:type="dxa" w:w="620"/>
+            <w:tcBorders>
+              <w:top w:val="single" w:color="C9D0DC" w:sz="4"/>
+              <w:left w:val="single" w:color="C9D0DC" w:sz="4"/>
+              <w:bottom w:val="single" w:color="C9D0DC" w:sz="4"/>
+              <w:right w:val="single" w:color="C9D0DC" w:sz="4"/>
+            </w:tcBorders>
+            <w:tcMar>
+              <w:top w:type="dxa" w:w="70"/>
+              <w:left w:type="dxa" w:w="100"/>
+              <w:bottom w:type="dxa" w:w="70"/>
+              <w:right w:type="dxa" w:w="100"/>
+            </w:tcMar>
+            <w:vAlign w:val="center"/>
+          </w:tcPr>
+          <w:p>
+            <w:pPr>
+              <w:spacing w:after="0" w:before="0" w:line="264"/>
+              <w:jc w:val="center"/>
+            </w:pPr>
+            <w:r>
+              <w:rPr>
+                <w:rFonts w:ascii="Arial" w:cs="Arial" w:eastAsia="Arial" w:hAnsi="Arial"/>
+                <w:sz w:val="30"/>
+                <w:szCs w:val="30"/>
+              </w:rPr>
+              <w:t xml:space="preserve">☐</w:t>
+            </w:r>
+          </w:p>
+        </w:tc>
+        <w:tc>
+          <w:tcPr>
+            <w:tcW w:type="dxa" w:w="620"/>
+            <w:tcBorders>
+              <w:top w:val="single" w:color="C9D0DC" w:sz="4"/>
+              <w:left w:val="single" w:color="C9D0DC" w:sz="4"/>
+              <w:bottom w:val="single" w:color="C9D0DC" w:sz="4"/>
+              <w:right w:val="single" w:color="C9D0DC" w:sz="4"/>
+            </w:tcBorders>
+            <w:tcMar>
+              <w:top w:type="dxa" w:w="70"/>
+              <w:left w:type="dxa" w:w="100"/>
+              <w:bottom w:type="dxa" w:w="70"/>
+              <w:right w:type="dxa" w:w="100"/>
+            </w:tcMar>
+            <w:vAlign w:val="center"/>
+          </w:tcPr>
+          <w:p>
+            <w:pPr>
+              <w:spacing w:after="0" w:before="0" w:line="264"/>
+              <w:jc w:val="center"/>
+            </w:pPr>
+            <w:r>
+              <w:rPr>
+                <w:rFonts w:ascii="Arial" w:cs="Arial" w:eastAsia="Arial" w:hAnsi="Arial"/>
+                <w:sz w:val="30"/>
+                <w:szCs w:val="30"/>
+              </w:rPr>
+              <w:t xml:space="preserve">☐</w:t>
+            </w:r>
+          </w:p>
+        </w:tc>
+        <w:tc>
+          <w:tcPr>
+            <w:tcW w:type="dxa" w:w="620"/>
+            <w:tcBorders>
+              <w:top w:val="single" w:color="C9D0DC" w:sz="4"/>
+              <w:left w:val="single" w:color="C9D0DC" w:sz="4"/>
+              <w:bottom w:val="single" w:color="C9D0DC" w:sz="4"/>
+              <w:right w:val="single" w:color="C9D0DC" w:sz="4"/>
+            </w:tcBorders>
+            <w:tcMar>
+              <w:top w:type="dxa" w:w="70"/>
+              <w:left w:type="dxa" w:w="100"/>
+              <w:bottom w:type="dxa" w:w="70"/>
+              <w:right w:type="dxa" w:w="100"/>
+            </w:tcMar>
+            <w:vAlign w:val="center"/>
+          </w:tcPr>
+          <w:p>
+            <w:pPr>
+              <w:spacing w:after="0" w:before="0" w:line="264"/>
+              <w:jc w:val="center"/>
+            </w:pPr>
+            <w:r>
+              <w:rPr>
+                <w:rFonts w:ascii="Arial" w:cs="Arial" w:eastAsia="Arial" w:hAnsi="Arial"/>
+                <w:sz w:val="30"/>
+                <w:szCs w:val="30"/>
+              </w:rPr>
+              <w:t xml:space="preserve">☐</w:t>
+            </w:r>
+          </w:p>
+        </w:tc>
+        <w:tc>
+          <w:tcPr>
+            <w:tcW w:type="dxa" w:w="2040"/>
+            <w:tcBorders>
+              <w:top w:val="single" w:color="C9D0DC" w:sz="4"/>
+              <w:left w:val="single" w:color="C9D0DC" w:sz="4"/>
+              <w:bottom w:val="single" w:color="C9D0DC" w:sz="4"/>
+              <w:right w:val="single" w:color="C9D0DC" w:sz="4"/>
+            </w:tcBorders>
+            <w:tcMar>
+              <w:top w:type="dxa" w:w="70"/>
+              <w:left w:type="dxa" w:w="100"/>
+              <w:bottom w:type="dxa" w:w="70"/>
+              <w:right w:type="dxa" w:w="100"/>
+            </w:tcMar>
+            <w:vAlign w:val="top"/>
+          </w:tcPr>
+          <w:p>
+            <w:pPr>
+              <w:spacing w:after="0" w:before="0" w:line="264"/>
+            </w:pPr>
+            <w:r>
+              <w:rPr>
+                <w:rFonts w:ascii="Arial" w:cs="Arial" w:eastAsia="Arial" w:hAnsi="Arial"/>
+                <w:sz w:val="19"/>
+                <w:szCs w:val="19"/>
+              </w:rPr>
+              <w:t xml:space="preserve"> </w:t>
+            </w:r>
+          </w:p>
+        </w:tc>
+      </w:tr>
+      <w:tr>
+        <w:trPr>
+          <w:cantSplit/>
+        </w:trPr>
+        <w:tc>
+          <w:tcPr>
+            <w:tcW w:type="dxa" w:w="860"/>
+            <w:tcBorders>
+              <w:top w:val="single" w:color="C9D0DC" w:sz="4"/>
+              <w:left w:val="single" w:color="C9D0DC" w:sz="4"/>
+              <w:bottom w:val="single" w:color="C9D0DC" w:sz="4"/>
+              <w:right w:val="single" w:color="C9D0DC" w:sz="4"/>
+            </w:tcBorders>
+            <w:tcMar>
+              <w:top w:type="dxa" w:w="70"/>
+              <w:left w:type="dxa" w:w="100"/>
+              <w:bottom w:type="dxa" w:w="70"/>
+              <w:right w:type="dxa" w:w="100"/>
+            </w:tcMar>
+            <w:vAlign w:val="top"/>
+          </w:tcPr>
+          <w:p>
+            <w:pPr>
+              <w:spacing w:after="0" w:before="0" w:line="264"/>
+            </w:pPr>
+            <w:r>
+              <w:rPr>
+                <w:rFonts w:ascii="Arial" w:cs="Arial" w:eastAsia="Arial" w:hAnsi="Arial"/>
+                <w:b/>
+                <w:bCs/>
+                <w:color w:val="5B6477"/>
+                <w:sz w:val="16"/>
+                <w:szCs w:val="16"/>
+              </w:rPr>
+              <w:t xml:space="preserve">GEN-SRCH</w:t>
+            </w:r>
+          </w:p>
+        </w:tc>
+        <w:tc>
+          <w:tcPr>
+            <w:tcW w:type="dxa" w:w="5480"/>
+            <w:tcBorders>
+              <w:top w:val="single" w:color="C9D0DC" w:sz="4"/>
+              <w:left w:val="single" w:color="C9D0DC" w:sz="4"/>
+              <w:bottom w:val="single" w:color="C9D0DC" w:sz="4"/>
+              <w:right w:val="single" w:color="C9D0DC" w:sz="4"/>
+            </w:tcBorders>
+            <w:tcMar>
+              <w:top w:type="dxa" w:w="70"/>
+              <w:left w:type="dxa" w:w="100"/>
+              <w:bottom w:type="dxa" w:w="70"/>
+              <w:right w:type="dxa" w:w="100"/>
+            </w:tcMar>
+            <w:vAlign w:val="top"/>
+          </w:tcPr>
+          <w:p>
+            <w:pPr>
+              <w:spacing w:after="40" w:before="0" w:line="264"/>
+            </w:pPr>
+            <w:r>
+              <w:rPr>
+                <w:rFonts w:ascii="Arial" w:cs="Arial" w:eastAsia="Arial" w:hAnsi="Arial"/>
+                <w:b/>
+                <w:bCs/>
+                <w:sz w:val="20"/>
+                <w:szCs w:val="20"/>
+              </w:rPr>
+              <w:t xml:space="preserve">Search a list</w:t>
+            </w:r>
+          </w:p>
+          <w:p>
+            <w:pPr>
+              <w:spacing w:after="20" w:before="0" w:line="264"/>
+            </w:pPr>
+            <w:r>
+              <w:rPr>
+                <w:rFonts w:ascii="Arial" w:cs="Arial" w:eastAsia="Arial" w:hAnsi="Arial"/>
+                <w:color w:val="5B6477"/>
+                <w:sz w:val="19"/>
+                <w:szCs w:val="19"/>
+              </w:rPr>
+              <w:t xml:space="preserve">1.  </w:t>
+            </w:r>
+            <w:r>
+              <w:rPr>
+                <w:rFonts w:ascii="Arial" w:cs="Arial" w:eastAsia="Arial" w:hAnsi="Arial"/>
+                <w:sz w:val="19"/>
+                <w:szCs w:val="19"/>
+              </w:rPr>
+              <w:t xml:space="preserve">Open a list with six or more rows (for example Sales List, Cash Fund or Chart of Accounts).</w:t>
+            </w:r>
+          </w:p>
+          <w:p>
+            <w:pPr>
+              <w:spacing w:after="20" w:before="0" w:line="264"/>
+            </w:pPr>
+            <w:r>
+              <w:rPr>
+                <w:rFonts w:ascii="Arial" w:cs="Arial" w:eastAsia="Arial" w:hAnsi="Arial"/>
+                <w:color w:val="5B6477"/>
+                <w:sz w:val="19"/>
+                <w:szCs w:val="19"/>
+              </w:rPr>
+              <w:t xml:space="preserve">2.  </w:t>
+            </w:r>
+            <w:r>
+              <w:rPr>
+                <w:rFonts w:ascii="Arial" w:cs="Arial" w:eastAsia="Arial" w:hAnsi="Arial"/>
+                <w:sz w:val="19"/>
+                <w:szCs w:val="19"/>
+              </w:rPr>
+              <w:t xml:space="preserve">Type part of a name, number or product in Search this list.</w:t>
+            </w:r>
+          </w:p>
+          <w:p>
+            <w:pPr>
+              <w:spacing w:after="0" w:before="60" w:line="264"/>
+            </w:pPr>
+            <w:r>
+              <w:rPr>
+                <w:rFonts w:ascii="Arial" w:cs="Arial" w:eastAsia="Arial" w:hAnsi="Arial"/>
+                <w:b/>
+                <w:bCs/>
+                <w:color w:val="0B1F3A"/>
+                <w:sz w:val="19"/>
+                <w:szCs w:val="19"/>
+              </w:rPr>
+              <w:t xml:space="preserve">You should see: </w:t>
+            </w:r>
+            <w:r>
+              <w:rPr>
+                <w:rFonts w:ascii="Arial" w:cs="Arial" w:eastAsia="Arial" w:hAnsi="Arial"/>
+                <w:sz w:val="19"/>
+                <w:szCs w:val="19"/>
+              </w:rPr>
+              <w:t xml:space="preserve">Only rows that contain every word you typed are shown; clearing the box shows all rows again.</w:t>
             </w:r>
           </w:p>
         </w:tc>
@@ -2339,7 +2606,7 @@
                 <w:sz w:val="17"/>
                 <w:szCs w:val="17"/>
               </w:rPr>
-              <w:t xml:space="preserve">Passed (of 6)</w:t>
+              <w:t xml:space="preserve">Passed (of 7)</w:t>
             </w:r>
           </w:p>
         </w:tc>

--- a/docs/acceptance-test/per-user/05-field.auditor.docx
+++ b/docs/acceptance-test/per-user/05-field.auditor.docx
@@ -117,7 +117,7 @@
           <w:sz w:val="18"/>
           <w:szCs w:val="18"/>
         </w:rPr>
-        <w:t xml:space="preserve">  ·  7 checks</w:t>
+        <w:t xml:space="preserve">  ·  8 checks</w:t>
       </w:r>
     </w:p>
     <w:tbl>
@@ -1331,6 +1331,295 @@
                 <w:szCs w:val="19"/>
               </w:rPr>
               <w:t xml:space="preserve">Only rows that contain every word you typed are shown; clearing the box shows all rows again.</w:t>
+            </w:r>
+          </w:p>
+        </w:tc>
+        <w:tc>
+          <w:tcPr>
+            <w:tcW w:type="dxa" w:w="620"/>
+            <w:tcBorders>
+              <w:top w:val="single" w:color="C9D0DC" w:sz="4"/>
+              <w:left w:val="single" w:color="C9D0DC" w:sz="4"/>
+              <w:bottom w:val="single" w:color="C9D0DC" w:sz="4"/>
+              <w:right w:val="single" w:color="C9D0DC" w:sz="4"/>
+            </w:tcBorders>
+            <w:tcMar>
+              <w:top w:type="dxa" w:w="70"/>
+              <w:left w:type="dxa" w:w="100"/>
+              <w:bottom w:type="dxa" w:w="70"/>
+              <w:right w:type="dxa" w:w="100"/>
+            </w:tcMar>
+            <w:vAlign w:val="center"/>
+          </w:tcPr>
+          <w:p>
+            <w:pPr>
+              <w:spacing w:after="0" w:before="0" w:line="264"/>
+              <w:jc w:val="center"/>
+            </w:pPr>
+            <w:r>
+              <w:rPr>
+                <w:rFonts w:ascii="Arial" w:cs="Arial" w:eastAsia="Arial" w:hAnsi="Arial"/>
+                <w:sz w:val="30"/>
+                <w:szCs w:val="30"/>
+              </w:rPr>
+              <w:t xml:space="preserve">☐</w:t>
+            </w:r>
+          </w:p>
+        </w:tc>
+        <w:tc>
+          <w:tcPr>
+            <w:tcW w:type="dxa" w:w="620"/>
+            <w:tcBorders>
+              <w:top w:val="single" w:color="C9D0DC" w:sz="4"/>
+              <w:left w:val="single" w:color="C9D0DC" w:sz="4"/>
+              <w:bottom w:val="single" w:color="C9D0DC" w:sz="4"/>
+              <w:right w:val="single" w:color="C9D0DC" w:sz="4"/>
+            </w:tcBorders>
+            <w:tcMar>
+              <w:top w:type="dxa" w:w="70"/>
+              <w:left w:type="dxa" w:w="100"/>
+              <w:bottom w:type="dxa" w:w="70"/>
+              <w:right w:type="dxa" w:w="100"/>
+            </w:tcMar>
+            <w:vAlign w:val="center"/>
+          </w:tcPr>
+          <w:p>
+            <w:pPr>
+              <w:spacing w:after="0" w:before="0" w:line="264"/>
+              <w:jc w:val="center"/>
+            </w:pPr>
+            <w:r>
+              <w:rPr>
+                <w:rFonts w:ascii="Arial" w:cs="Arial" w:eastAsia="Arial" w:hAnsi="Arial"/>
+                <w:sz w:val="30"/>
+                <w:szCs w:val="30"/>
+              </w:rPr>
+              <w:t xml:space="preserve">☐</w:t>
+            </w:r>
+          </w:p>
+        </w:tc>
+        <w:tc>
+          <w:tcPr>
+            <w:tcW w:type="dxa" w:w="620"/>
+            <w:tcBorders>
+              <w:top w:val="single" w:color="C9D0DC" w:sz="4"/>
+              <w:left w:val="single" w:color="C9D0DC" w:sz="4"/>
+              <w:bottom w:val="single" w:color="C9D0DC" w:sz="4"/>
+              <w:right w:val="single" w:color="C9D0DC" w:sz="4"/>
+            </w:tcBorders>
+            <w:tcMar>
+              <w:top w:type="dxa" w:w="70"/>
+              <w:left w:type="dxa" w:w="100"/>
+              <w:bottom w:type="dxa" w:w="70"/>
+              <w:right w:type="dxa" w:w="100"/>
+            </w:tcMar>
+            <w:vAlign w:val="center"/>
+          </w:tcPr>
+          <w:p>
+            <w:pPr>
+              <w:spacing w:after="0" w:before="0" w:line="264"/>
+              <w:jc w:val="center"/>
+            </w:pPr>
+            <w:r>
+              <w:rPr>
+                <w:rFonts w:ascii="Arial" w:cs="Arial" w:eastAsia="Arial" w:hAnsi="Arial"/>
+                <w:sz w:val="30"/>
+                <w:szCs w:val="30"/>
+              </w:rPr>
+              <w:t xml:space="preserve">☐</w:t>
+            </w:r>
+          </w:p>
+        </w:tc>
+        <w:tc>
+          <w:tcPr>
+            <w:tcW w:type="dxa" w:w="2040"/>
+            <w:tcBorders>
+              <w:top w:val="single" w:color="C9D0DC" w:sz="4"/>
+              <w:left w:val="single" w:color="C9D0DC" w:sz="4"/>
+              <w:bottom w:val="single" w:color="C9D0DC" w:sz="4"/>
+              <w:right w:val="single" w:color="C9D0DC" w:sz="4"/>
+            </w:tcBorders>
+            <w:tcMar>
+              <w:top w:type="dxa" w:w="70"/>
+              <w:left w:type="dxa" w:w="100"/>
+              <w:bottom w:type="dxa" w:w="70"/>
+              <w:right w:type="dxa" w:w="100"/>
+            </w:tcMar>
+            <w:vAlign w:val="top"/>
+          </w:tcPr>
+          <w:p>
+            <w:pPr>
+              <w:spacing w:after="0" w:before="0" w:line="264"/>
+            </w:pPr>
+            <w:r>
+              <w:rPr>
+                <w:rFonts w:ascii="Arial" w:cs="Arial" w:eastAsia="Arial" w:hAnsi="Arial"/>
+                <w:sz w:val="19"/>
+                <w:szCs w:val="19"/>
+              </w:rPr>
+              <w:t xml:space="preserve"> </w:t>
+            </w:r>
+          </w:p>
+        </w:tc>
+      </w:tr>
+      <w:tr>
+        <w:trPr>
+          <w:cantSplit/>
+        </w:trPr>
+        <w:tc>
+          <w:tcPr>
+            <w:tcW w:type="dxa" w:w="860"/>
+            <w:tcBorders>
+              <w:top w:val="single" w:color="C9D0DC" w:sz="4"/>
+              <w:left w:val="single" w:color="C9D0DC" w:sz="4"/>
+              <w:bottom w:val="single" w:color="C9D0DC" w:sz="4"/>
+              <w:right w:val="single" w:color="C9D0DC" w:sz="4"/>
+            </w:tcBorders>
+            <w:tcMar>
+              <w:top w:type="dxa" w:w="70"/>
+              <w:left w:type="dxa" w:w="100"/>
+              <w:bottom w:type="dxa" w:w="70"/>
+              <w:right w:type="dxa" w:w="100"/>
+            </w:tcMar>
+            <w:vAlign w:val="top"/>
+          </w:tcPr>
+          <w:p>
+            <w:pPr>
+              <w:spacing w:after="0" w:before="0" w:line="264"/>
+            </w:pPr>
+            <w:r>
+              <w:rPr>
+                <w:rFonts w:ascii="Arial" w:cs="Arial" w:eastAsia="Arial" w:hAnsi="Arial"/>
+                <w:b/>
+                <w:bCs/>
+                <w:color w:val="5B6477"/>
+                <w:sz w:val="16"/>
+                <w:szCs w:val="16"/>
+              </w:rPr>
+              <w:t xml:space="preserve">GEN-MEM</w:t>
+            </w:r>
+          </w:p>
+        </w:tc>
+        <w:tc>
+          <w:tcPr>
+            <w:tcW w:type="dxa" w:w="5480"/>
+            <w:tcBorders>
+              <w:top w:val="single" w:color="C9D0DC" w:sz="4"/>
+              <w:left w:val="single" w:color="C9D0DC" w:sz="4"/>
+              <w:bottom w:val="single" w:color="C9D0DC" w:sz="4"/>
+              <w:right w:val="single" w:color="C9D0DC" w:sz="4"/>
+            </w:tcBorders>
+            <w:tcMar>
+              <w:top w:type="dxa" w:w="70"/>
+              <w:left w:type="dxa" w:w="100"/>
+              <w:bottom w:type="dxa" w:w="70"/>
+              <w:right w:type="dxa" w:w="100"/>
+            </w:tcMar>
+            <w:vAlign w:val="top"/>
+          </w:tcPr>
+          <w:p>
+            <w:pPr>
+              <w:spacing w:after="40" w:before="0" w:line="264"/>
+            </w:pPr>
+            <w:r>
+              <w:rPr>
+                <w:rFonts w:ascii="Arial" w:cs="Arial" w:eastAsia="Arial" w:hAnsi="Arial"/>
+                <w:b/>
+                <w:bCs/>
+                <w:sz w:val="20"/>
+                <w:szCs w:val="20"/>
+              </w:rPr>
+              <w:t xml:space="preserve">Member page for customers (phone)</w:t>
+            </w:r>
+          </w:p>
+          <w:p>
+            <w:pPr>
+              <w:spacing w:after="20" w:before="0" w:line="264"/>
+            </w:pPr>
+            <w:r>
+              <w:rPr>
+                <w:rFonts w:ascii="Arial" w:cs="Arial" w:eastAsia="Arial" w:hAnsi="Arial"/>
+                <w:color w:val="5B6477"/>
+                <w:sz w:val="19"/>
+                <w:szCs w:val="19"/>
+              </w:rPr>
+              <w:t xml:space="preserve">1.  </w:t>
+            </w:r>
+            <w:r>
+              <w:rPr>
+                <w:rFonts w:ascii="Arial" w:cs="Arial" w:eastAsia="Arial" w:hAnsi="Arial"/>
+                <w:sz w:val="19"/>
+                <w:szCs w:val="19"/>
+              </w:rPr>
+              <w:t xml:space="preserve">Open /member on a phone.</w:t>
+            </w:r>
+          </w:p>
+          <w:p>
+            <w:pPr>
+              <w:spacing w:after="20" w:before="0" w:line="264"/>
+            </w:pPr>
+            <w:r>
+              <w:rPr>
+                <w:rFonts w:ascii="Arial" w:cs="Arial" w:eastAsia="Arial" w:hAnsi="Arial"/>
+                <w:color w:val="5B6477"/>
+                <w:sz w:val="19"/>
+                <w:szCs w:val="19"/>
+              </w:rPr>
+              <w:t xml:space="preserve">2.  </w:t>
+            </w:r>
+            <w:r>
+              <w:rPr>
+                <w:rFonts w:ascii="Arial" w:cs="Arial" w:eastAsia="Arial" w:hAnsi="Arial"/>
+                <w:sz w:val="19"/>
+                <w:szCs w:val="19"/>
+              </w:rPr>
+              <w:t xml:space="preserve">Become a member with your own mobile number, tick the agreement, create the account.</w:t>
+            </w:r>
+          </w:p>
+          <w:p>
+            <w:pPr>
+              <w:spacing w:after="20" w:before="0" w:line="264"/>
+            </w:pPr>
+            <w:r>
+              <w:rPr>
+                <w:rFonts w:ascii="Arial" w:cs="Arial" w:eastAsia="Arial" w:hAnsi="Arial"/>
+                <w:color w:val="5B6477"/>
+                <w:sz w:val="19"/>
+                <w:szCs w:val="19"/>
+              </w:rPr>
+              <w:t xml:space="preserve">3.  </w:t>
+            </w:r>
+            <w:r>
+              <w:rPr>
+                <w:rFonts w:ascii="Arial" w:cs="Arial" w:eastAsia="Arial" w:hAnsi="Arial"/>
+                <w:sz w:val="19"/>
+                <w:szCs w:val="19"/>
+              </w:rPr>
+              <w:t xml:space="preserve">My card → the QR code and member number. Ask the counter to tag a sale to you, then My purchases.</w:t>
+            </w:r>
+          </w:p>
+          <w:p>
+            <w:pPr>
+              <w:spacing w:after="0" w:before="60" w:line="264"/>
+            </w:pPr>
+            <w:r>
+              <w:rPr>
+                <w:rFonts w:ascii="Arial" w:cs="Arial" w:eastAsia="Arial" w:hAnsi="Arial"/>
+                <w:b/>
+                <w:bCs/>
+                <w:color w:val="0B1F3A"/>
+                <w:sz w:val="19"/>
+                <w:szCs w:val="19"/>
+              </w:rPr>
+              <w:t xml:space="preserve">You should see: </w:t>
+            </w:r>
+            <w:r>
+              <w:rPr>
+                <w:rFonts w:ascii="Arial" w:cs="Arial" w:eastAsia="Arial" w:hAnsi="Arial"/>
+                <w:sz w:val="19"/>
+                <w:szCs w:val="19"/>
+              </w:rPr>
+              <w:t xml:space="preserve">The QR card shows; after a tagged sale the purchase appears with its items. Sign out and in again with the mobile number and password.</w:t>
             </w:r>
           </w:p>
         </w:tc>
@@ -2606,7 +2895,7 @@
                 <w:sz w:val="17"/>
                 <w:szCs w:val="17"/>
               </w:rPr>
-              <w:t xml:space="preserve">Passed (of 7)</w:t>
+              <w:t xml:space="preserve">Passed (of 8)</w:t>
             </w:r>
           </w:p>
         </w:tc>

--- a/docs/acceptance-test/per-user/05-field.auditor.docx
+++ b/docs/acceptance-test/per-user/05-field.auditor.docx
@@ -117,7 +117,7 @@
           <w:sz w:val="18"/>
           <w:szCs w:val="18"/>
         </w:rPr>
-        <w:t xml:space="preserve">  ·  8 checks</w:t>
+        <w:t xml:space="preserve">  ·  9 checks</w:t>
       </w:r>
     </w:p>
     <w:tbl>
@@ -1620,6 +1620,273 @@
                 <w:szCs w:val="19"/>
               </w:rPr>
               <w:t xml:space="preserve">The QR card shows; after a tagged sale the purchase appears with its items. Sign out and in again with the mobile number and password.</w:t>
+            </w:r>
+          </w:p>
+        </w:tc>
+        <w:tc>
+          <w:tcPr>
+            <w:tcW w:type="dxa" w:w="620"/>
+            <w:tcBorders>
+              <w:top w:val="single" w:color="C9D0DC" w:sz="4"/>
+              <w:left w:val="single" w:color="C9D0DC" w:sz="4"/>
+              <w:bottom w:val="single" w:color="C9D0DC" w:sz="4"/>
+              <w:right w:val="single" w:color="C9D0DC" w:sz="4"/>
+            </w:tcBorders>
+            <w:tcMar>
+              <w:top w:type="dxa" w:w="70"/>
+              <w:left w:type="dxa" w:w="100"/>
+              <w:bottom w:type="dxa" w:w="70"/>
+              <w:right w:type="dxa" w:w="100"/>
+            </w:tcMar>
+            <w:vAlign w:val="center"/>
+          </w:tcPr>
+          <w:p>
+            <w:pPr>
+              <w:spacing w:after="0" w:before="0" w:line="264"/>
+              <w:jc w:val="center"/>
+            </w:pPr>
+            <w:r>
+              <w:rPr>
+                <w:rFonts w:ascii="Arial" w:cs="Arial" w:eastAsia="Arial" w:hAnsi="Arial"/>
+                <w:sz w:val="30"/>
+                <w:szCs w:val="30"/>
+              </w:rPr>
+              <w:t xml:space="preserve">☐</w:t>
+            </w:r>
+          </w:p>
+        </w:tc>
+        <w:tc>
+          <w:tcPr>
+            <w:tcW w:type="dxa" w:w="620"/>
+            <w:tcBorders>
+              <w:top w:val="single" w:color="C9D0DC" w:sz="4"/>
+              <w:left w:val="single" w:color="C9D0DC" w:sz="4"/>
+              <w:bottom w:val="single" w:color="C9D0DC" w:sz="4"/>
+              <w:right w:val="single" w:color="C9D0DC" w:sz="4"/>
+            </w:tcBorders>
+            <w:tcMar>
+              <w:top w:type="dxa" w:w="70"/>
+              <w:left w:type="dxa" w:w="100"/>
+              <w:bottom w:type="dxa" w:w="70"/>
+              <w:right w:type="dxa" w:w="100"/>
+            </w:tcMar>
+            <w:vAlign w:val="center"/>
+          </w:tcPr>
+          <w:p>
+            <w:pPr>
+              <w:spacing w:after="0" w:before="0" w:line="264"/>
+              <w:jc w:val="center"/>
+            </w:pPr>
+            <w:r>
+              <w:rPr>
+                <w:rFonts w:ascii="Arial" w:cs="Arial" w:eastAsia="Arial" w:hAnsi="Arial"/>
+                <w:sz w:val="30"/>
+                <w:szCs w:val="30"/>
+              </w:rPr>
+              <w:t xml:space="preserve">☐</w:t>
+            </w:r>
+          </w:p>
+        </w:tc>
+        <w:tc>
+          <w:tcPr>
+            <w:tcW w:type="dxa" w:w="620"/>
+            <w:tcBorders>
+              <w:top w:val="single" w:color="C9D0DC" w:sz="4"/>
+              <w:left w:val="single" w:color="C9D0DC" w:sz="4"/>
+              <w:bottom w:val="single" w:color="C9D0DC" w:sz="4"/>
+              <w:right w:val="single" w:color="C9D0DC" w:sz="4"/>
+            </w:tcBorders>
+            <w:tcMar>
+              <w:top w:type="dxa" w:w="70"/>
+              <w:left w:type="dxa" w:w="100"/>
+              <w:bottom w:type="dxa" w:w="70"/>
+              <w:right w:type="dxa" w:w="100"/>
+            </w:tcMar>
+            <w:vAlign w:val="center"/>
+          </w:tcPr>
+          <w:p>
+            <w:pPr>
+              <w:spacing w:after="0" w:before="0" w:line="264"/>
+              <w:jc w:val="center"/>
+            </w:pPr>
+            <w:r>
+              <w:rPr>
+                <w:rFonts w:ascii="Arial" w:cs="Arial" w:eastAsia="Arial" w:hAnsi="Arial"/>
+                <w:sz w:val="30"/>
+                <w:szCs w:val="30"/>
+              </w:rPr>
+              <w:t xml:space="preserve">☐</w:t>
+            </w:r>
+          </w:p>
+        </w:tc>
+        <w:tc>
+          <w:tcPr>
+            <w:tcW w:type="dxa" w:w="2040"/>
+            <w:tcBorders>
+              <w:top w:val="single" w:color="C9D0DC" w:sz="4"/>
+              <w:left w:val="single" w:color="C9D0DC" w:sz="4"/>
+              <w:bottom w:val="single" w:color="C9D0DC" w:sz="4"/>
+              <w:right w:val="single" w:color="C9D0DC" w:sz="4"/>
+            </w:tcBorders>
+            <w:tcMar>
+              <w:top w:type="dxa" w:w="70"/>
+              <w:left w:type="dxa" w:w="100"/>
+              <w:bottom w:type="dxa" w:w="70"/>
+              <w:right w:type="dxa" w:w="100"/>
+            </w:tcMar>
+            <w:vAlign w:val="top"/>
+          </w:tcPr>
+          <w:p>
+            <w:pPr>
+              <w:spacing w:after="0" w:before="0" w:line="264"/>
+            </w:pPr>
+            <w:r>
+              <w:rPr>
+                <w:rFonts w:ascii="Arial" w:cs="Arial" w:eastAsia="Arial" w:hAnsi="Arial"/>
+                <w:sz w:val="19"/>
+                <w:szCs w:val="19"/>
+              </w:rPr>
+              <w:t xml:space="preserve"> </w:t>
+            </w:r>
+          </w:p>
+        </w:tc>
+      </w:tr>
+      <w:tr>
+        <w:trPr>
+          <w:cantSplit/>
+        </w:trPr>
+        <w:tc>
+          <w:tcPr>
+            <w:tcW w:type="dxa" w:w="860"/>
+            <w:tcBorders>
+              <w:top w:val="single" w:color="C9D0DC" w:sz="4"/>
+              <w:left w:val="single" w:color="C9D0DC" w:sz="4"/>
+              <w:bottom w:val="single" w:color="C9D0DC" w:sz="4"/>
+              <w:right w:val="single" w:color="C9D0DC" w:sz="4"/>
+            </w:tcBorders>
+            <w:tcMar>
+              <w:top w:type="dxa" w:w="70"/>
+              <w:left w:type="dxa" w:w="100"/>
+              <w:bottom w:type="dxa" w:w="70"/>
+              <w:right w:type="dxa" w:w="100"/>
+            </w:tcMar>
+            <w:vAlign w:val="top"/>
+          </w:tcPr>
+          <w:p>
+            <w:pPr>
+              <w:spacing w:after="0" w:before="0" w:line="264"/>
+            </w:pPr>
+            <w:r>
+              <w:rPr>
+                <w:rFonts w:ascii="Arial" w:cs="Arial" w:eastAsia="Arial" w:hAnsi="Arial"/>
+                <w:b/>
+                <w:bCs/>
+                <w:color w:val="5B6477"/>
+                <w:sz w:val="16"/>
+                <w:szCs w:val="16"/>
+              </w:rPr>
+              <w:t xml:space="preserve">CM-SRCH</w:t>
+            </w:r>
+          </w:p>
+        </w:tc>
+        <w:tc>
+          <w:tcPr>
+            <w:tcW w:type="dxa" w:w="5480"/>
+            <w:tcBorders>
+              <w:top w:val="single" w:color="C9D0DC" w:sz="4"/>
+              <w:left w:val="single" w:color="C9D0DC" w:sz="4"/>
+              <w:bottom w:val="single" w:color="C9D0DC" w:sz="4"/>
+              <w:right w:val="single" w:color="C9D0DC" w:sz="4"/>
+            </w:tcBorders>
+            <w:tcMar>
+              <w:top w:type="dxa" w:w="70"/>
+              <w:left w:type="dxa" w:w="100"/>
+              <w:bottom w:type="dxa" w:w="70"/>
+              <w:right w:type="dxa" w:w="100"/>
+            </w:tcMar>
+            <w:vAlign w:val="top"/>
+          </w:tcPr>
+          <w:p>
+            <w:pPr>
+              <w:spacing w:after="40" w:before="0" w:line="264"/>
+            </w:pPr>
+            <w:r>
+              <w:rPr>
+                <w:rFonts w:ascii="Arial" w:cs="Arial" w:eastAsia="Arial" w:hAnsi="Arial"/>
+                <w:b/>
+                <w:bCs/>
+                <w:sz w:val="20"/>
+                <w:szCs w:val="20"/>
+              </w:rPr>
+              <w:t xml:space="preserve">Dashboard search and Stock on Hand layout</w:t>
+            </w:r>
+          </w:p>
+          <w:p>
+            <w:pPr>
+              <w:spacing w:after="20" w:before="0" w:line="264"/>
+            </w:pPr>
+            <w:r>
+              <w:rPr>
+                <w:rFonts w:ascii="Arial" w:cs="Arial" w:eastAsia="Arial" w:hAnsi="Arial"/>
+                <w:color w:val="5B6477"/>
+                <w:sz w:val="19"/>
+                <w:szCs w:val="19"/>
+              </w:rPr>
+              <w:t xml:space="preserve">1.  </w:t>
+            </w:r>
+            <w:r>
+              <w:rPr>
+                <w:rFonts w:ascii="Arial" w:cs="Arial" w:eastAsia="Arial" w:hAnsi="Arial"/>
+                <w:sz w:val="19"/>
+                <w:szCs w:val="19"/>
+              </w:rPr>
+              <w:t xml:space="preserve">Dashboard → type part of a screen name in the search box.</w:t>
+            </w:r>
+          </w:p>
+          <w:p>
+            <w:pPr>
+              <w:spacing w:after="20" w:before="0" w:line="264"/>
+            </w:pPr>
+            <w:r>
+              <w:rPr>
+                <w:rFonts w:ascii="Arial" w:cs="Arial" w:eastAsia="Arial" w:hAnsi="Arial"/>
+                <w:color w:val="5B6477"/>
+                <w:sz w:val="19"/>
+                <w:szCs w:val="19"/>
+              </w:rPr>
+              <w:t xml:space="preserve">2.  </w:t>
+            </w:r>
+            <w:r>
+              <w:rPr>
+                <w:rFonts w:ascii="Arial" w:cs="Arial" w:eastAsia="Arial" w:hAnsi="Arial"/>
+                <w:sz w:val="19"/>
+                <w:szCs w:val="19"/>
+              </w:rPr>
+              <w:t xml:space="preserve">Stock on Hand → look at an item with several flavors or expiry dates (if your account sees stock).</w:t>
+            </w:r>
+          </w:p>
+          <w:p>
+            <w:pPr>
+              <w:spacing w:after="0" w:before="60" w:line="264"/>
+            </w:pPr>
+            <w:r>
+              <w:rPr>
+                <w:rFonts w:ascii="Arial" w:cs="Arial" w:eastAsia="Arial" w:hAnsi="Arial"/>
+                <w:b/>
+                <w:bCs/>
+                <w:color w:val="0B1F3A"/>
+                <w:sz w:val="19"/>
+                <w:szCs w:val="19"/>
+              </w:rPr>
+              <w:t xml:space="preserve">You should see: </w:t>
+            </w:r>
+            <w:r>
+              <w:rPr>
+                <w:rFonts w:ascii="Arial" w:cs="Arial" w:eastAsia="Arial" w:hAnsi="Arial"/>
+                <w:sz w:val="19"/>
+                <w:szCs w:val="19"/>
+              </w:rPr>
+              <w:t xml:space="preserve">The matching screens are listed. Flavors and expiry dates are shown as labelled rows with their quantity.</w:t>
             </w:r>
           </w:p>
         </w:tc>
@@ -2895,7 +3162,7 @@
                 <w:sz w:val="17"/>
                 <w:szCs w:val="17"/>
               </w:rPr>
-              <w:t xml:space="preserve">Passed (of 8)</w:t>
+              <w:t xml:space="preserve">Passed (of 9)</w:t>
             </w:r>
           </w:p>
         </w:tc>
